--- a/results2/table_03_main_sales_high_competition.docx
+++ b/results2/table_03_main_sales_high_competition.docx
@@ -5,16 +5,15 @@
     <w:tbl>
       <w:tblPr>
         <w:tblStyle w:val="Table"/>
-        <w:tblW w:type="pct" w:w="4851"/>
+        <w:tblW w:type="pct" w:w="4861"/>
         <w:tblLayout w:type="fixed"/>
         <w:tblLook w:firstRow="1" w:lastRow="1" w:firstColumn="0" w:lastColumn="0" w:noHBand="0" w:noVBand="0" w:val="0020"/>
       </w:tblPr>
       <w:tblGrid>
-        <w:gridCol w:w="1803"/>
-        <w:gridCol w:w="862"/>
-        <w:gridCol w:w="1646"/>
-        <w:gridCol w:w="1254"/>
-        <w:gridCol w:w="2117"/>
+        <w:gridCol w:w="2420"/>
+        <w:gridCol w:w="1210"/>
+        <w:gridCol w:w="2310"/>
+        <w:gridCol w:w="1760"/>
       </w:tblGrid>
       <w:tr>
         <w:trPr>
@@ -64,18 +63,6 @@
             </w:r>
           </w:p>
         </w:tc>
-        <w:tc>
-          <w:tcPr/>
-          <w:p>
-            <w:pPr>
-              <w:pStyle w:val="Compact"/>
-              <w:jc w:val="left"/>
-            </w:pPr>
-            <w:r>
-              <w:t xml:space="preserve">Add informal competition</w:t>
-            </w:r>
-          </w:p>
-        </w:tc>
       </w:tr>
       <w:tr>
         <w:tc>
@@ -98,43 +85,31 @@
               <w:jc w:val="left"/>
             </w:pPr>
             <w:r>
-              <w:t xml:space="preserve">-0.057</w:t>
-            </w:r>
-          </w:p>
-        </w:tc>
-        <w:tc>
-          <w:tcPr/>
-          <w:p>
-            <w:pPr>
-              <w:pStyle w:val="Compact"/>
-              <w:jc w:val="left"/>
-            </w:pPr>
-            <w:r>
-              <w:t xml:space="preserve">-0.009</w:t>
-            </w:r>
-          </w:p>
-        </w:tc>
-        <w:tc>
-          <w:tcPr/>
-          <w:p>
-            <w:pPr>
-              <w:pStyle w:val="Compact"/>
-              <w:jc w:val="left"/>
-            </w:pPr>
-            <w:r>
-              <w:t xml:space="preserve">0.065</w:t>
-            </w:r>
-          </w:p>
-        </w:tc>
-        <w:tc>
-          <w:tcPr/>
-          <w:p>
-            <w:pPr>
-              <w:pStyle w:val="Compact"/>
-              <w:jc w:val="left"/>
-            </w:pPr>
-            <w:r>
-              <w:t xml:space="preserve">0.009</w:t>
+              <w:t xml:space="preserve">-0.106+</w:t>
+            </w:r>
+          </w:p>
+        </w:tc>
+        <w:tc>
+          <w:tcPr/>
+          <w:p>
+            <w:pPr>
+              <w:pStyle w:val="Compact"/>
+              <w:jc w:val="left"/>
+            </w:pPr>
+            <w:r>
+              <w:t xml:space="preserve">-0.086+</w:t>
+            </w:r>
+          </w:p>
+        </w:tc>
+        <w:tc>
+          <w:tcPr/>
+          <w:p>
+            <w:pPr>
+              <w:pStyle w:val="Compact"/>
+              <w:jc w:val="left"/>
+            </w:pPr>
+            <w:r>
+              <w:t xml:space="preserve">-0.025</w:t>
             </w:r>
           </w:p>
         </w:tc>
@@ -156,43 +131,31 @@
               <w:jc w:val="left"/>
             </w:pPr>
             <w:r>
-              <w:t xml:space="preserve">(0.140)</w:t>
-            </w:r>
-          </w:p>
-        </w:tc>
-        <w:tc>
-          <w:tcPr/>
-          <w:p>
-            <w:pPr>
-              <w:pStyle w:val="Compact"/>
-              <w:jc w:val="left"/>
-            </w:pPr>
-            <w:r>
-              <w:t xml:space="preserve">(0.092)</w:t>
-            </w:r>
-          </w:p>
-        </w:tc>
-        <w:tc>
-          <w:tcPr/>
-          <w:p>
-            <w:pPr>
-              <w:pStyle w:val="Compact"/>
-              <w:jc w:val="left"/>
-            </w:pPr>
-            <w:r>
-              <w:t xml:space="preserve">(0.109)</w:t>
-            </w:r>
-          </w:p>
-        </w:tc>
-        <w:tc>
-          <w:tcPr/>
-          <w:p>
-            <w:pPr>
-              <w:pStyle w:val="Compact"/>
-              <w:jc w:val="left"/>
-            </w:pPr>
-            <w:r>
-              <w:t xml:space="preserve">(0.072)</w:t>
+              <w:t xml:space="preserve">(0.058)</w:t>
+            </w:r>
+          </w:p>
+        </w:tc>
+        <w:tc>
+          <w:tcPr/>
+          <w:p>
+            <w:pPr>
+              <w:pStyle w:val="Compact"/>
+              <w:jc w:val="left"/>
+            </w:pPr>
+            <w:r>
+              <w:t xml:space="preserve">(0.050)</w:t>
+            </w:r>
+          </w:p>
+        </w:tc>
+        <w:tc>
+          <w:tcPr/>
+          <w:p>
+            <w:pPr>
+              <w:pStyle w:val="Compact"/>
+              <w:jc w:val="left"/>
+            </w:pPr>
+            <w:r>
+              <w:t xml:space="preserve">(0.040)</w:t>
             </w:r>
           </w:p>
         </w:tc>
@@ -226,31 +189,19 @@
               <w:jc w:val="left"/>
             </w:pPr>
             <w:r>
-              <w:t xml:space="preserve">1.259***</w:t>
-            </w:r>
-          </w:p>
-        </w:tc>
-        <w:tc>
-          <w:tcPr/>
-          <w:p>
-            <w:pPr>
-              <w:pStyle w:val="Compact"/>
-              <w:jc w:val="left"/>
-            </w:pPr>
-            <w:r>
-              <w:t xml:space="preserve">1.215***</w:t>
-            </w:r>
-          </w:p>
-        </w:tc>
-        <w:tc>
-          <w:tcPr/>
-          <w:p>
-            <w:pPr>
-              <w:pStyle w:val="Compact"/>
-              <w:jc w:val="left"/>
-            </w:pPr>
-            <w:r>
-              <w:t xml:space="preserve">1.210***</w:t>
+              <w:t xml:space="preserve">0.503***</w:t>
+            </w:r>
+          </w:p>
+        </w:tc>
+        <w:tc>
+          <w:tcPr/>
+          <w:p>
+            <w:pPr>
+              <w:pStyle w:val="Compact"/>
+              <w:jc w:val="left"/>
+            </w:pPr>
+            <w:r>
+              <w:t xml:space="preserve">0.416***</w:t>
             </w:r>
           </w:p>
         </w:tc>
@@ -280,31 +231,19 @@
               <w:jc w:val="left"/>
             </w:pPr>
             <w:r>
-              <w:t xml:space="preserve">(0.053)</w:t>
-            </w:r>
-          </w:p>
-        </w:tc>
-        <w:tc>
-          <w:tcPr/>
-          <w:p>
-            <w:pPr>
-              <w:pStyle w:val="Compact"/>
-              <w:jc w:val="left"/>
-            </w:pPr>
-            <w:r>
-              <w:t xml:space="preserve">(0.023)</w:t>
-            </w:r>
-          </w:p>
-        </w:tc>
-        <w:tc>
-          <w:tcPr/>
-          <w:p>
-            <w:pPr>
-              <w:pStyle w:val="Compact"/>
-              <w:jc w:val="left"/>
-            </w:pPr>
-            <w:r>
-              <w:t xml:space="preserve">(0.024)</w:t>
+              <w:t xml:space="preserve">(0.091)</w:t>
+            </w:r>
+          </w:p>
+        </w:tc>
+        <w:tc>
+          <w:tcPr/>
+          <w:p>
+            <w:pPr>
+              <w:pStyle w:val="Compact"/>
+              <w:jc w:val="left"/>
+            </w:pPr>
+            <w:r>
+              <w:t xml:space="preserve">(0.111)</w:t>
             </w:r>
           </w:p>
         </w:tc>
@@ -346,19 +285,7 @@
               <w:jc w:val="left"/>
             </w:pPr>
             <w:r>
-              <w:t xml:space="preserve">0.279**</w:t>
-            </w:r>
-          </w:p>
-        </w:tc>
-        <w:tc>
-          <w:tcPr/>
-          <w:p>
-            <w:pPr>
-              <w:pStyle w:val="Compact"/>
-              <w:jc w:val="left"/>
-            </w:pPr>
-            <w:r>
-              <w:t xml:space="preserve">0.272**</w:t>
+              <w:t xml:space="preserve">-0.002</w:t>
             </w:r>
           </w:p>
         </w:tc>
@@ -396,19 +323,7 @@
               <w:jc w:val="left"/>
             </w:pPr>
             <w:r>
-              <w:t xml:space="preserve">(0.091)</w:t>
-            </w:r>
-          </w:p>
-        </w:tc>
-        <w:tc>
-          <w:tcPr/>
-          <w:p>
-            <w:pPr>
-              <w:pStyle w:val="Compact"/>
-              <w:jc w:val="left"/>
-            </w:pPr>
-            <w:r>
-              <w:t xml:space="preserve">(0.092)</w:t>
+              <w:t xml:space="preserve">(0.063)</w:t>
             </w:r>
           </w:p>
         </w:tc>
@@ -454,18 +369,6 @@
             </w:r>
           </w:p>
         </w:tc>
-        <w:tc>
-          <w:tcPr/>
-          <w:p>
-            <w:pPr>
-              <w:pStyle w:val="Compact"/>
-              <w:jc w:val="left"/>
-            </w:pPr>
-            <w:r>
-              <w:t xml:space="preserve">-0.002</w:t>
-            </w:r>
-          </w:p>
-        </w:tc>
       </w:tr>
       <w:tr>
         <w:tc>
@@ -500,19 +403,7 @@
               <w:jc w:val="left"/>
             </w:pPr>
             <w:r>
-              <w:t xml:space="preserve">(0.003)</w:t>
-            </w:r>
-          </w:p>
-        </w:tc>
-        <w:tc>
-          <w:tcPr/>
-          <w:p>
-            <w:pPr>
-              <w:pStyle w:val="Compact"/>
-              <w:jc w:val="left"/>
-            </w:pPr>
-            <w:r>
-              <w:t xml:space="preserve">(0.003)</w:t>
+              <w:t xml:space="preserve">(0.002)</w:t>
             </w:r>
           </w:p>
         </w:tc>
@@ -554,18 +445,6 @@
               <w:jc w:val="left"/>
             </w:pPr>
             <w:r>
-              <w:t xml:space="preserve">0.001</w:t>
-            </w:r>
-          </w:p>
-        </w:tc>
-        <w:tc>
-          <w:tcPr/>
-          <w:p>
-            <w:pPr>
-              <w:pStyle w:val="Compact"/>
-              <w:jc w:val="left"/>
-            </w:pPr>
-            <w:r>
               <w:t xml:space="preserve">0.002</w:t>
             </w:r>
           </w:p>
@@ -604,19 +483,7 @@
               <w:jc w:val="left"/>
             </w:pPr>
             <w:r>
-              <w:t xml:space="preserve">(0.003)</w:t>
-            </w:r>
-          </w:p>
-        </w:tc>
-        <w:tc>
-          <w:tcPr/>
-          <w:p>
-            <w:pPr>
-              <w:pStyle w:val="Compact"/>
-              <w:jc w:val="left"/>
-            </w:pPr>
-            <w:r>
-              <w:t xml:space="preserve">(0.003)</w:t>
+              <w:t xml:space="preserve">(0.002)</w:t>
             </w:r>
           </w:p>
         </w:tc>
@@ -630,43 +497,43 @@
               <w:jc w:val="left"/>
             </w:pPr>
             <w:r>
-              <w:t xml:space="preserve">informal_competition</w:t>
-            </w:r>
-          </w:p>
-        </w:tc>
-        <w:tc>
-          <w:tcPr/>
-          <w:p>
-            <w:pPr>
-              <w:pStyle w:val="Compact"/>
-            </w:pPr>
-          </w:p>
-        </w:tc>
-        <w:tc>
-          <w:tcPr/>
-          <w:p>
-            <w:pPr>
-              <w:pStyle w:val="Compact"/>
-            </w:pPr>
-          </w:p>
-        </w:tc>
-        <w:tc>
-          <w:tcPr/>
-          <w:p>
-            <w:pPr>
-              <w:pStyle w:val="Compact"/>
-            </w:pPr>
-          </w:p>
-        </w:tc>
-        <w:tc>
-          <w:tcPr/>
-          <w:p>
-            <w:pPr>
-              <w:pStyle w:val="Compact"/>
-              <w:jc w:val="left"/>
-            </w:pPr>
-            <w:r>
-              <w:t xml:space="preserve">-0.014</w:t>
+              <w:t xml:space="preserve">Num.Obs.</w:t>
+            </w:r>
+          </w:p>
+        </w:tc>
+        <w:tc>
+          <w:tcPr/>
+          <w:p>
+            <w:pPr>
+              <w:pStyle w:val="Compact"/>
+              <w:jc w:val="left"/>
+            </w:pPr>
+            <w:r>
+              <w:t xml:space="preserve">24103</w:t>
+            </w:r>
+          </w:p>
+        </w:tc>
+        <w:tc>
+          <w:tcPr/>
+          <w:p>
+            <w:pPr>
+              <w:pStyle w:val="Compact"/>
+              <w:jc w:val="left"/>
+            </w:pPr>
+            <w:r>
+              <w:t xml:space="preserve">24103</w:t>
+            </w:r>
+          </w:p>
+        </w:tc>
+        <w:tc>
+          <w:tcPr/>
+          <w:p>
+            <w:pPr>
+              <w:pStyle w:val="Compact"/>
+              <w:jc w:val="left"/>
+            </w:pPr>
+            <w:r>
+              <w:t xml:space="preserve">10672</w:t>
             </w:r>
           </w:p>
         </w:tc>
@@ -677,42 +544,46 @@
           <w:p>
             <w:pPr>
               <w:pStyle w:val="Compact"/>
-            </w:pPr>
-          </w:p>
-        </w:tc>
-        <w:tc>
-          <w:tcPr/>
-          <w:p>
-            <w:pPr>
-              <w:pStyle w:val="Compact"/>
-            </w:pPr>
-          </w:p>
-        </w:tc>
-        <w:tc>
-          <w:tcPr/>
-          <w:p>
-            <w:pPr>
-              <w:pStyle w:val="Compact"/>
-            </w:pPr>
-          </w:p>
-        </w:tc>
-        <w:tc>
-          <w:tcPr/>
-          <w:p>
-            <w:pPr>
-              <w:pStyle w:val="Compact"/>
-            </w:pPr>
-          </w:p>
-        </w:tc>
-        <w:tc>
-          <w:tcPr/>
-          <w:p>
-            <w:pPr>
-              <w:pStyle w:val="Compact"/>
-              <w:jc w:val="left"/>
-            </w:pPr>
-            <w:r>
-              <w:t xml:space="preserve">(0.064)</w:t>
+              <w:jc w:val="left"/>
+            </w:pPr>
+            <w:r>
+              <w:t xml:space="preserve">R2</w:t>
+            </w:r>
+          </w:p>
+        </w:tc>
+        <w:tc>
+          <w:tcPr/>
+          <w:p>
+            <w:pPr>
+              <w:pStyle w:val="Compact"/>
+              <w:jc w:val="left"/>
+            </w:pPr>
+            <w:r>
+              <w:t xml:space="preserve">0.466</w:t>
+            </w:r>
+          </w:p>
+        </w:tc>
+        <w:tc>
+          <w:tcPr/>
+          <w:p>
+            <w:pPr>
+              <w:pStyle w:val="Compact"/>
+              <w:jc w:val="left"/>
+            </w:pPr>
+            <w:r>
+              <w:t xml:space="preserve">0.605</w:t>
+            </w:r>
+          </w:p>
+        </w:tc>
+        <w:tc>
+          <w:tcPr/>
+          <w:p>
+            <w:pPr>
+              <w:pStyle w:val="Compact"/>
+              <w:jc w:val="left"/>
+            </w:pPr>
+            <w:r>
+              <w:t xml:space="preserve">0.651</w:t>
             </w:r>
           </w:p>
         </w:tc>
@@ -726,55 +597,43 @@
               <w:jc w:val="left"/>
             </w:pPr>
             <w:r>
-              <w:t xml:space="preserve">Num.Obs.</w:t>
-            </w:r>
-          </w:p>
-        </w:tc>
-        <w:tc>
-          <w:tcPr/>
-          <w:p>
-            <w:pPr>
-              <w:pStyle w:val="Compact"/>
-              <w:jc w:val="left"/>
-            </w:pPr>
-            <w:r>
-              <w:t xml:space="preserve">24103</w:t>
-            </w:r>
-          </w:p>
-        </w:tc>
-        <w:tc>
-          <w:tcPr/>
-          <w:p>
-            <w:pPr>
-              <w:pStyle w:val="Compact"/>
-              <w:jc w:val="left"/>
-            </w:pPr>
-            <w:r>
-              <w:t xml:space="preserve">24103</w:t>
-            </w:r>
-          </w:p>
-        </w:tc>
-        <w:tc>
-          <w:tcPr/>
-          <w:p>
-            <w:pPr>
-              <w:pStyle w:val="Compact"/>
-              <w:jc w:val="left"/>
-            </w:pPr>
-            <w:r>
-              <w:t xml:space="preserve">10672</w:t>
-            </w:r>
-          </w:p>
-        </w:tc>
-        <w:tc>
-          <w:tcPr/>
-          <w:p>
-            <w:pPr>
-              <w:pStyle w:val="Compact"/>
-              <w:jc w:val="left"/>
-            </w:pPr>
-            <w:r>
-              <w:t xml:space="preserve">10238</w:t>
+              <w:t xml:space="preserve">R2 Adj.</w:t>
+            </w:r>
+          </w:p>
+        </w:tc>
+        <w:tc>
+          <w:tcPr/>
+          <w:p>
+            <w:pPr>
+              <w:pStyle w:val="Compact"/>
+              <w:jc w:val="left"/>
+            </w:pPr>
+            <w:r>
+              <w:t xml:space="preserve">0.463</w:t>
+            </w:r>
+          </w:p>
+        </w:tc>
+        <w:tc>
+          <w:tcPr/>
+          <w:p>
+            <w:pPr>
+              <w:pStyle w:val="Compact"/>
+              <w:jc w:val="left"/>
+            </w:pPr>
+            <w:r>
+              <w:t xml:space="preserve">0.603</w:t>
+            </w:r>
+          </w:p>
+        </w:tc>
+        <w:tc>
+          <w:tcPr/>
+          <w:p>
+            <w:pPr>
+              <w:pStyle w:val="Compact"/>
+              <w:jc w:val="left"/>
+            </w:pPr>
+            <w:r>
+              <w:t xml:space="preserve">0.648</w:t>
             </w:r>
           </w:p>
         </w:tc>
@@ -788,55 +647,43 @@
               <w:jc w:val="left"/>
             </w:pPr>
             <w:r>
-              <w:t xml:space="preserve">R2</w:t>
-            </w:r>
-          </w:p>
-        </w:tc>
-        <w:tc>
-          <w:tcPr/>
-          <w:p>
-            <w:pPr>
-              <w:pStyle w:val="Compact"/>
-              <w:jc w:val="left"/>
-            </w:pPr>
-            <w:r>
-              <w:t xml:space="preserve">0.624</w:t>
-            </w:r>
-          </w:p>
-        </w:tc>
-        <w:tc>
-          <w:tcPr/>
-          <w:p>
-            <w:pPr>
-              <w:pStyle w:val="Compact"/>
-              <w:jc w:val="left"/>
-            </w:pPr>
-            <w:r>
-              <w:t xml:space="preserve">0.820</w:t>
-            </w:r>
-          </w:p>
-        </w:tc>
-        <w:tc>
-          <w:tcPr/>
-          <w:p>
-            <w:pPr>
-              <w:pStyle w:val="Compact"/>
-              <w:jc w:val="left"/>
-            </w:pPr>
-            <w:r>
-              <w:t xml:space="preserve">0.885</w:t>
-            </w:r>
-          </w:p>
-        </w:tc>
-        <w:tc>
-          <w:tcPr/>
-          <w:p>
-            <w:pPr>
-              <w:pStyle w:val="Compact"/>
-              <w:jc w:val="left"/>
-            </w:pPr>
-            <w:r>
-              <w:t xml:space="preserve">0.887</w:t>
+              <w:t xml:space="preserve">R2 Within</w:t>
+            </w:r>
+          </w:p>
+        </w:tc>
+        <w:tc>
+          <w:tcPr/>
+          <w:p>
+            <w:pPr>
+              <w:pStyle w:val="Compact"/>
+              <w:jc w:val="left"/>
+            </w:pPr>
+            <w:r>
+              <w:t xml:space="preserve">0.018</w:t>
+            </w:r>
+          </w:p>
+        </w:tc>
+        <w:tc>
+          <w:tcPr/>
+          <w:p>
+            <w:pPr>
+              <w:pStyle w:val="Compact"/>
+              <w:jc w:val="left"/>
+            </w:pPr>
+            <w:r>
+              <w:t xml:space="preserve">0.273</w:t>
+            </w:r>
+          </w:p>
+        </w:tc>
+        <w:tc>
+          <w:tcPr/>
+          <w:p>
+            <w:pPr>
+              <w:pStyle w:val="Compact"/>
+              <w:jc w:val="left"/>
+            </w:pPr>
+            <w:r>
+              <w:t xml:space="preserve">0.256</w:t>
             </w:r>
           </w:p>
         </w:tc>
@@ -850,55 +697,43 @@
               <w:jc w:val="left"/>
             </w:pPr>
             <w:r>
-              <w:t xml:space="preserve">R2 Adj.</w:t>
-            </w:r>
-          </w:p>
-        </w:tc>
-        <w:tc>
-          <w:tcPr/>
-          <w:p>
-            <w:pPr>
-              <w:pStyle w:val="Compact"/>
-              <w:jc w:val="left"/>
-            </w:pPr>
-            <w:r>
-              <w:t xml:space="preserve">0.622</w:t>
-            </w:r>
-          </w:p>
-        </w:tc>
-        <w:tc>
-          <w:tcPr/>
-          <w:p>
-            <w:pPr>
-              <w:pStyle w:val="Compact"/>
-              <w:jc w:val="left"/>
-            </w:pPr>
-            <w:r>
-              <w:t xml:space="preserve">0.819</w:t>
-            </w:r>
-          </w:p>
-        </w:tc>
-        <w:tc>
-          <w:tcPr/>
-          <w:p>
-            <w:pPr>
-              <w:pStyle w:val="Compact"/>
-              <w:jc w:val="left"/>
-            </w:pPr>
-            <w:r>
-              <w:t xml:space="preserve">0.884</w:t>
-            </w:r>
-          </w:p>
-        </w:tc>
-        <w:tc>
-          <w:tcPr/>
-          <w:p>
-            <w:pPr>
-              <w:pStyle w:val="Compact"/>
-              <w:jc w:val="left"/>
-            </w:pPr>
-            <w:r>
-              <w:t xml:space="preserve">0.886</w:t>
+              <w:t xml:space="preserve">R2 Within Adj.</w:t>
+            </w:r>
+          </w:p>
+        </w:tc>
+        <w:tc>
+          <w:tcPr/>
+          <w:p>
+            <w:pPr>
+              <w:pStyle w:val="Compact"/>
+              <w:jc w:val="left"/>
+            </w:pPr>
+            <w:r>
+              <w:t xml:space="preserve">0.016</w:t>
+            </w:r>
+          </w:p>
+        </w:tc>
+        <w:tc>
+          <w:tcPr/>
+          <w:p>
+            <w:pPr>
+              <w:pStyle w:val="Compact"/>
+              <w:jc w:val="left"/>
+            </w:pPr>
+            <w:r>
+              <w:t xml:space="preserve">0.273</w:t>
+            </w:r>
+          </w:p>
+        </w:tc>
+        <w:tc>
+          <w:tcPr/>
+          <w:p>
+            <w:pPr>
+              <w:pStyle w:val="Compact"/>
+              <w:jc w:val="left"/>
+            </w:pPr>
+            <w:r>
+              <w:t xml:space="preserve">0.255</w:t>
             </w:r>
           </w:p>
         </w:tc>
@@ -912,187 +747,51 @@
               <w:jc w:val="left"/>
             </w:pPr>
             <w:r>
-              <w:t xml:space="preserve">R2 Within</w:t>
-            </w:r>
-          </w:p>
-        </w:tc>
-        <w:tc>
-          <w:tcPr/>
-          <w:p>
-            <w:pPr>
-              <w:pStyle w:val="Compact"/>
-              <w:jc w:val="left"/>
-            </w:pPr>
-            <w:r>
-              <w:t xml:space="preserve">0.025</w:t>
-            </w:r>
-          </w:p>
-        </w:tc>
-        <w:tc>
-          <w:tcPr/>
-          <w:p>
-            <w:pPr>
-              <w:pStyle w:val="Compact"/>
-              <w:jc w:val="left"/>
-            </w:pPr>
-            <w:r>
-              <w:t xml:space="preserve">0.535</w:t>
-            </w:r>
-          </w:p>
-        </w:tc>
-        <w:tc>
-          <w:tcPr/>
-          <w:p>
-            <w:pPr>
-              <w:pStyle w:val="Compact"/>
-              <w:jc w:val="left"/>
-            </w:pPr>
-            <w:r>
-              <w:t xml:space="preserve">0.604</w:t>
-            </w:r>
-          </w:p>
-        </w:tc>
-        <w:tc>
-          <w:tcPr/>
-          <w:p>
-            <w:pPr>
-              <w:pStyle w:val="Compact"/>
-              <w:jc w:val="left"/>
-            </w:pPr>
-            <w:r>
-              <w:t xml:space="preserve">0.611</w:t>
+              <w:t xml:space="preserve">FE: country_id</w:t>
+            </w:r>
+          </w:p>
+        </w:tc>
+        <w:tc>
+          <w:tcPr/>
+          <w:p>
+            <w:pPr>
+              <w:pStyle w:val="Compact"/>
+              <w:jc w:val="left"/>
+            </w:pPr>
+            <w:r>
+              <w:t xml:space="preserve">X</w:t>
+            </w:r>
+          </w:p>
+        </w:tc>
+        <w:tc>
+          <w:tcPr/>
+          <w:p>
+            <w:pPr>
+              <w:pStyle w:val="Compact"/>
+              <w:jc w:val="left"/>
+            </w:pPr>
+            <w:r>
+              <w:t xml:space="preserve">X</w:t>
+            </w:r>
+          </w:p>
+        </w:tc>
+        <w:tc>
+          <w:tcPr/>
+          <w:p>
+            <w:pPr>
+              <w:pStyle w:val="Compact"/>
+              <w:jc w:val="left"/>
+            </w:pPr>
+            <w:r>
+              <w:t xml:space="preserve">X</w:t>
             </w:r>
           </w:p>
         </w:tc>
       </w:tr>
       <w:tr>
         <w:tc>
-          <w:tcPr/>
-          <w:p>
-            <w:pPr>
-              <w:pStyle w:val="Compact"/>
-              <w:jc w:val="left"/>
-            </w:pPr>
-            <w:r>
-              <w:t xml:space="preserve">R2 Within Adj.</w:t>
-            </w:r>
-          </w:p>
-        </w:tc>
-        <w:tc>
-          <w:tcPr/>
-          <w:p>
-            <w:pPr>
-              <w:pStyle w:val="Compact"/>
-              <w:jc w:val="left"/>
-            </w:pPr>
-            <w:r>
-              <w:t xml:space="preserve">0.024</w:t>
-            </w:r>
-          </w:p>
-        </w:tc>
-        <w:tc>
-          <w:tcPr/>
-          <w:p>
-            <w:pPr>
-              <w:pStyle w:val="Compact"/>
-              <w:jc w:val="left"/>
-            </w:pPr>
-            <w:r>
-              <w:t xml:space="preserve">0.534</w:t>
-            </w:r>
-          </w:p>
-        </w:tc>
-        <w:tc>
-          <w:tcPr/>
-          <w:p>
-            <w:pPr>
-              <w:pStyle w:val="Compact"/>
-              <w:jc w:val="left"/>
-            </w:pPr>
-            <w:r>
-              <w:t xml:space="preserve">0.603</w:t>
-            </w:r>
-          </w:p>
-        </w:tc>
-        <w:tc>
-          <w:tcPr/>
-          <w:p>
-            <w:pPr>
-              <w:pStyle w:val="Compact"/>
-              <w:jc w:val="left"/>
-            </w:pPr>
-            <w:r>
-              <w:t xml:space="preserve">0.610</w:t>
-            </w:r>
-          </w:p>
-        </w:tc>
-      </w:tr>
-      <w:tr>
-        <w:tc>
-          <w:tcPr/>
-          <w:p>
-            <w:pPr>
-              <w:pStyle w:val="Compact"/>
-              <w:jc w:val="left"/>
-            </w:pPr>
-            <w:r>
-              <w:t xml:space="preserve">FE: country_id</w:t>
-            </w:r>
-          </w:p>
-        </w:tc>
-        <w:tc>
-          <w:tcPr/>
-          <w:p>
-            <w:pPr>
-              <w:pStyle w:val="Compact"/>
-              <w:jc w:val="left"/>
-            </w:pPr>
-            <w:r>
-              <w:t xml:space="preserve">X</w:t>
-            </w:r>
-          </w:p>
-        </w:tc>
-        <w:tc>
-          <w:tcPr/>
-          <w:p>
-            <w:pPr>
-              <w:pStyle w:val="Compact"/>
-              <w:jc w:val="left"/>
-            </w:pPr>
-            <w:r>
-              <w:t xml:space="preserve">X</w:t>
-            </w:r>
-          </w:p>
-        </w:tc>
-        <w:tc>
-          <w:tcPr/>
-          <w:p>
-            <w:pPr>
-              <w:pStyle w:val="Compact"/>
-              <w:jc w:val="left"/>
-            </w:pPr>
-            <w:r>
-              <w:t xml:space="preserve">X</w:t>
-            </w:r>
-          </w:p>
-        </w:tc>
-        <w:tc>
-          <w:tcPr/>
-          <w:p>
-            <w:pPr>
-              <w:pStyle w:val="Compact"/>
-              <w:jc w:val="left"/>
-            </w:pPr>
-            <w:r>
-              <w:t xml:space="preserve">X</w:t>
-            </w:r>
-          </w:p>
-        </w:tc>
-      </w:tr>
-      <w:tr>
-        <w:tc>
           <w:tcPr>
-            <w:gridSpan w:val="5"/>
+            <w:gridSpan w:val="4"/>
           </w:tcPr>
           <w:p>
             <w:pPr>
@@ -1112,7 +811,7 @@
       <w:tr>
         <w:tc>
           <w:tcPr>
-            <w:gridSpan w:val="5"/>
+            <w:gridSpan w:val="4"/>
           </w:tcPr>
           <w:p>
             <w:pPr>
@@ -1120,25 +819,37 @@
               <w:jc w:val="left"/>
             </w:pPr>
             <w:r>
-              <w:t xml:space="preserve">Outcome: log sales. High competition equals one if the firm reports more than five competitors</w:t>
+              <w:t xml:space="preserve">Outcome: log sales. High competition equals one if the firm</w:t>
             </w:r>
             <w:r>
               <w:t xml:space="preserve"> </w:t>
             </w:r>
             <w:r>
-              <w:t xml:space="preserve">and zero otherwise. Firm size categories are excluded; log employment controls for firm scale.</w:t>
+              <w:t xml:space="preserve">reports more than five competitors and zero otherwise. Sales are</w:t>
             </w:r>
             <w:r>
               <w:t xml:space="preserve"> </w:t>
             </w:r>
             <w:r>
-              <w:t xml:space="preserve">Main models use country fixed effects and sector controls. Survey weights applied. Standard</w:t>
+              <w:t xml:space="preserve">winsorised between 1,000 and 1,000,000. Sales per worker is</w:t>
             </w:r>
             <w:r>
               <w:t xml:space="preserve"> </w:t>
             </w:r>
             <w:r>
-              <w:t xml:space="preserve">errors clustered at country level.</w:t>
+              <w:t xml:space="preserve">computed from winsorised sales and is not winsorised again. The</w:t>
+            </w:r>
+            <w:r>
+              <w:t xml:space="preserve"> </w:t>
+            </w:r>
+            <w:r>
+              <w:t xml:space="preserve">main table excludes informal competition to keep the main</w:t>
+            </w:r>
+            <w:r>
+              <w:t xml:space="preserve"> </w:t>
+            </w:r>
+            <w:r>
+              <w:t xml:space="preserve">specification focused on the direct high-competition measure.</w:t>
             </w:r>
           </w:p>
         </w:tc>
